--- a/SQL/text.docx
+++ b/SQL/text.docx
@@ -8522,6 +8522,9 @@
       <w:pPr>
         <w:shd w:val="clear" w:color="auto" w:fill="E7E6E6" w:themeFill="background2"/>
         <w:spacing w:after="0"/>
+        <w:rPr>
+          <w:lang w:val="en-US"/>
+        </w:rPr>
       </w:pPr>
       <w:r>
         <w:rPr>
@@ -8544,10 +8547,16 @@
         <w:t>COUNT</w:t>
       </w:r>
       <w:r>
+        <w:rPr>
+          <w:lang w:val="en-US"/>
+        </w:rPr>
         <w:t>(</w:t>
       </w:r>
       <w:proofErr w:type="gramEnd"/>
       <w:r>
+        <w:rPr>
+          <w:lang w:val="en-US"/>
+        </w:rPr>
         <w:t>*) + 1, '</w:t>
       </w:r>
       <w:r>
@@ -8557,6 +8566,9 @@
         <w:t>Table</w:t>
       </w:r>
       <w:r>
+        <w:rPr>
+          <w:lang w:val="en-US"/>
+        </w:rPr>
         <w:t xml:space="preserve">', 2 </w:t>
       </w:r>
     </w:p>
@@ -8566,6 +8578,7 @@
         <w:spacing w:after="0"/>
         <w:rPr>
           <w:color w:val="FF0000"/>
+          <w:lang w:val="en-US"/>
         </w:rPr>
       </w:pPr>
       <w:r>
@@ -8578,6 +8591,7 @@
       <w:r>
         <w:rPr>
           <w:color w:val="FF0000"/>
+          <w:lang w:val="en-US"/>
         </w:rPr>
         <w:t xml:space="preserve"> </w:t>
       </w:r>
@@ -8588,9 +8602,15 @@
         <w:spacing w:after="0"/>
       </w:pPr>
       <w:r>
+        <w:rPr>
+          <w:lang w:val="en-US"/>
+        </w:rPr>
         <w:t xml:space="preserve">    </w:t>
       </w:r>
       <w:r>
+        <w:rPr>
+          <w:lang w:val="en-US"/>
+        </w:rPr>
         <w:tab/>
       </w:r>
       <w:proofErr w:type="spellStart"/>
@@ -11080,8 +11100,16 @@
         <w:rPr>
           <w:b/>
           <w:bCs/>
-        </w:rPr>
-        <w:t>441234.</w:t>
+          <w:lang w:val="en-US"/>
+        </w:rPr>
+        <w:t>Text</w:t>
+      </w:r>
+      <w:r>
+        <w:rPr>
+          <w:b/>
+          <w:bCs/>
+        </w:rPr>
+        <w:t>.</w:t>
       </w:r>
       <w:r>
         <w:rPr>
